--- a/Аналитика/Замечания к ИД АБК для проектировщика.docx
+++ b/Аналитика/Замечания к ИД АБК для проектировщика.docx
@@ -27,7 +27,7 @@
           <w:i/>
           <w:sz w:val="20"/>
         </w:rPr>
-        <w:t>Объект: «Центр временного содержания иностранных граждан», д. Старомихайловское. Исправления уже учтены в АОСР, реестрах, журналах входного контроля, актах о смонтированном оборудовании и протоколах АБК; ИД нужно привести в соответствие.</w:t>
+        <w:t>Объект: «Центр временного содержания иностранных граждан», д. Старомихайловское. «.СО» — спецификация установленных изделий и материалов (16/1/26-&lt;система&gt;-ИД-АБК.СО), «.КЖ» — кабельный журнал. Исправления уже учтены в АОСР, реестрах, журналах входного контроля, актах о смонтированном оборудовании и протоколах АБК; ИД нужно привести в соответствие.</w:t>
       </w:r>
     </w:p>
     <w:tbl>
@@ -1053,7 +1053,7 @@
                 <w:i w:val="0"/>
                 <w:sz w:val="18"/>
               </w:rPr>
-              <w:t>СКУД: схема — УГО; .СО</w:t>
+              <w:t>СКУД: схема — УГО; спецификация .СО</w:t>
             </w:r>
           </w:p>
         </w:tc>
@@ -1074,7 +1074,7 @@
                 <w:i w:val="0"/>
                 <w:sz w:val="18"/>
               </w:rPr>
-              <w:t>Считыватель Proxy-4E: в УГО и на плане 6 (TM16.1…TM18.2), в .СО — 3. Источник питания на схеме — РИП-12 (UG5), в .СО СКУД — ШПС-24 исп.12 + 2 АКБ. Доводчик в УГО без количества и без позиции в .СО.</w:t>
+              <w:t>Считыватель Proxy-4E: в УГО и на плане 6 (TM16.1…TM18.2), в .СО — 3. Доводчик в УГО без количества и без позиции в .СО.</w:t>
             </w:r>
           </w:p>
         </w:tc>
@@ -1095,7 +1095,7 @@
                 <w:i w:val="0"/>
                 <w:sz w:val="18"/>
               </w:rPr>
-              <w:t>Proxy-4E — 6 шт. в .СО; источник питания СКУД — одно и то же на схеме и в .СО (см. также СОТС); доводчик — количество или убрать из УГО.</w:t>
+              <w:t>Proxy-4E — 6 шт. в .СО; доводчик — указать количество или убрать из УГО.</w:t>
             </w:r>
           </w:p>
         </w:tc>
@@ -1116,7 +1116,7 @@
                 <w:i w:val="0"/>
                 <w:sz w:val="18"/>
               </w:rPr>
-              <w:t>Акт о смонтированном оборудовании СКУД — по схеме: TM 6, UG5 РИП-12 исп.17. АКБ в СКУД не включены до исправления.</w:t>
+              <w:t>Акт о смонтированном оборудовании СКУД: TM — 6 шт. (по плану).</w:t>
             </w:r>
           </w:p>
         </w:tc>
@@ -1160,7 +1160,7 @@
                 <w:i w:val="0"/>
                 <w:sz w:val="18"/>
               </w:rPr>
-              <w:t>СОТС: схема и .СО</w:t>
+              <w:t>СКУД и СОТС: спецификации .СО — источник питания и АКБ</w:t>
             </w:r>
           </w:p>
         </w:tc>
@@ -1181,7 +1181,7 @@
                 <w:i w:val="0"/>
                 <w:sz w:val="18"/>
               </w:rPr>
-              <w:t>Схема: UG3 — «в составе ШПС-24»; .СО СОТС — РИП-12 исп.17 и 1 АКБ, ШПС-24 нет. Похоже, позиции СКУД и СОТС переставлены. BIALS в УГО — «С2000-ОСТ исп.01 … звуковой», в .СО — С2000-ОПЗ (ОСТ — световой). Контроллер в УГО — «C2000-КДЛ», в .СО и на схеме шкафа — КДЛ-2И исп.01.</w:t>
+              <w:t>Позиции переставлены между томами. На схеме СКУД — РИП-12 исп.17 (UG5), в .СО СКУД — ШПС-24 исп.12 + 2 АКБ. На схеме СОТС — ШПС-24 (UG3), в .СО СОТС — РИП-12 исп.17 + 1 АКБ. В РИП-12 исп.17 ставится 1 АКБ, в ШПС-24 — 2, итог тот же (3 АКБ).</w:t>
             </w:r>
           </w:p>
         </w:tc>
@@ -1202,7 +1202,7 @@
                 <w:i w:val="0"/>
                 <w:sz w:val="18"/>
               </w:rPr>
-              <w:t>Источник питания и АКБ СКУД/СОТС — привести .СО к схемам (или схемы к .СО); BIALS — С2000-ОПЗ; контроллер — С2000-КДЛ-2И исп.01.</w:t>
+              <w:t>В .СО СКУД: РИП-12 исп.17 — 1 шт., АКБ DT 12В 18Ач — 1 шт. В .СО СОТС: ШПС-24 исп.12 — 1 шт., АКБ — 2 шт. На схемах показать АКБ в составе UG5 и UG3.</w:t>
             </w:r>
           </w:p>
         </w:tc>
@@ -1223,7 +1223,7 @@
                 <w:i w:val="0"/>
                 <w:sz w:val="18"/>
               </w:rPr>
-              <w:t>Акт СОТС: ШПС-24 (UG3) — по схеме; BIALS — С2000-ОПЗ; ARK1 — С2000-КДЛ-2И исп.01. АКБ в СОТС не включены до исправления.</w:t>
+              <w:t>Акты о смонтированном оборудовании: СКУД — РИП-12 (UG5) + 1 АКБ; СОТС — ШПС-24 (UG3) + 2 АКБ.</w:t>
             </w:r>
           </w:p>
         </w:tc>
@@ -1247,6 +1247,113 @@
                 <w:sz w:val="18"/>
               </w:rPr>
               <w:t>11</w:t>
+            </w:r>
+          </w:p>
+        </w:tc>
+        <w:tc>
+          <w:tcPr>
+            <w:tcW w:type="dxa" w:w="2551"/>
+          </w:tcPr>
+          <w:p>
+            <w:pPr>
+              <w:spacing w:after="0"/>
+              <w:jc w:val="left"/>
+            </w:pPr>
+            <w:r/>
+            <w:r>
+              <w:rPr>
+                <w:rFonts w:ascii="Times New Roman" w:hAnsi="Times New Roman" w:eastAsia="Times New Roman"/>
+                <w:b w:val="0"/>
+                <w:i w:val="0"/>
+                <w:sz w:val="18"/>
+              </w:rPr>
+              <w:t>СОТС: схема — УГО</w:t>
+            </w:r>
+          </w:p>
+        </w:tc>
+        <w:tc>
+          <w:tcPr>
+            <w:tcW w:type="dxa" w:w="4422"/>
+          </w:tcPr>
+          <w:p>
+            <w:pPr>
+              <w:spacing w:after="0"/>
+              <w:jc w:val="left"/>
+            </w:pPr>
+            <w:r/>
+            <w:r>
+              <w:rPr>
+                <w:rFonts w:ascii="Times New Roman" w:hAnsi="Times New Roman" w:eastAsia="Times New Roman"/>
+                <w:b w:val="0"/>
+                <w:i w:val="0"/>
+                <w:sz w:val="18"/>
+              </w:rPr>
+              <w:t>BIALS в УГО — «С2000-ОСТ исп.01 … звуковой», в .СО — С2000-ОПЗ (ОСТ — световой). Контроллер в УГО — «C2000-КДЛ», в .СО и на схеме шкафа — КДЛ-2И исп.01.</w:t>
+            </w:r>
+          </w:p>
+        </w:tc>
+        <w:tc>
+          <w:tcPr>
+            <w:tcW w:type="dxa" w:w="3969"/>
+          </w:tcPr>
+          <w:p>
+            <w:pPr>
+              <w:spacing w:after="0"/>
+              <w:jc w:val="left"/>
+            </w:pPr>
+            <w:r/>
+            <w:r>
+              <w:rPr>
+                <w:rFonts w:ascii="Times New Roman" w:hAnsi="Times New Roman" w:eastAsia="Times New Roman"/>
+                <w:b w:val="0"/>
+                <w:i w:val="0"/>
+                <w:sz w:val="18"/>
+              </w:rPr>
+              <w:t>BIALS — С2000-ОПЗ; контроллер — С2000-КДЛ-2И исп.01.</w:t>
+            </w:r>
+          </w:p>
+        </w:tc>
+        <w:tc>
+          <w:tcPr>
+            <w:tcW w:type="dxa" w:w="4025"/>
+          </w:tcPr>
+          <w:p>
+            <w:pPr>
+              <w:spacing w:after="0"/>
+              <w:jc w:val="left"/>
+            </w:pPr>
+            <w:r/>
+            <w:r>
+              <w:rPr>
+                <w:rFonts w:ascii="Times New Roman" w:hAnsi="Times New Roman" w:eastAsia="Times New Roman"/>
+                <w:b w:val="0"/>
+                <w:i w:val="0"/>
+                <w:sz w:val="18"/>
+              </w:rPr>
+              <w:t>Акт СОТС: BIALS — С2000-ОПЗ; ARK1 — С2000-КДЛ-2И исп.01.</w:t>
+            </w:r>
+          </w:p>
+        </w:tc>
+      </w:tr>
+      <w:tr>
+        <w:tc>
+          <w:tcPr>
+            <w:tcW w:type="dxa" w:w="510"/>
+          </w:tcPr>
+          <w:p>
+            <w:pPr>
+              <w:spacing w:after="0"/>
+              <w:jc w:val="center"/>
+            </w:pPr>
+            <w:r/>
+            <w:r>
+              <w:rPr>
+                <w:rFonts w:ascii="Times New Roman" w:hAnsi="Times New Roman" w:eastAsia="Times New Roman"/>
+                <w:b w:val="0"/>
+                <w:i w:val="0"/>
+                <w:sz w:val="18"/>
+              </w:rPr>
+              <w:t>12</w:t>
             </w:r>
           </w:p>
         </w:tc>
@@ -1353,7 +1460,7 @@
                 <w:i w:val="0"/>
                 <w:sz w:val="18"/>
               </w:rPr>
-              <w:t>12</w:t>
+              <w:t>13</w:t>
             </w:r>
           </w:p>
         </w:tc>
@@ -1460,7 +1567,7 @@
                 <w:i w:val="0"/>
                 <w:sz w:val="18"/>
               </w:rPr>
-              <w:t>13</w:t>
+              <w:t>14</w:t>
             </w:r>
           </w:p>
         </w:tc>
@@ -1567,7 +1674,7 @@
                 <w:i w:val="0"/>
                 <w:sz w:val="18"/>
               </w:rPr>
-              <w:t>14</w:t>
+              <w:t>15</w:t>
             </w:r>
           </w:p>
         </w:tc>
@@ -1674,7 +1781,7 @@
                 <w:i w:val="0"/>
                 <w:sz w:val="18"/>
               </w:rPr>
-              <w:t>15</w:t>
+              <w:t>16</w:t>
             </w:r>
           </w:p>
         </w:tc>
@@ -1781,7 +1888,7 @@
                 <w:i w:val="0"/>
                 <w:sz w:val="18"/>
               </w:rPr>
-              <w:t>16</w:t>
+              <w:t>17</w:t>
             </w:r>
           </w:p>
         </w:tc>
@@ -1888,7 +1995,7 @@
                 <w:i w:val="0"/>
                 <w:sz w:val="18"/>
               </w:rPr>
-              <w:t>17</w:t>
+              <w:t>18</w:t>
             </w:r>
           </w:p>
         </w:tc>
@@ -1995,7 +2102,7 @@
                 <w:i w:val="0"/>
                 <w:sz w:val="18"/>
               </w:rPr>
-              <w:t>18</w:t>
+              <w:t>19</w:t>
             </w:r>
           </w:p>
         </w:tc>

--- a/Аналитика/Замечания к ИД АБК для проектировщика.docx
+++ b/Аналитика/Замечания к ИД АБК для проектировщика.docx
@@ -1095,7 +1095,7 @@
                 <w:i w:val="0"/>
                 <w:sz w:val="18"/>
               </w:rPr>
-              <w:t>Proxy-4E — 6 шт. в .СО; доводчик — указать количество или убрать из УГО.</w:t>
+              <w:t>Proxy-4E — 6 шт. в .СО; доводчики устанавливает заказчик — убрать из УГО или пометить «поставка и монтаж — заказчик».</w:t>
             </w:r>
           </w:p>
         </w:tc>

--- a/Аналитика/Замечания к ИД АБК для проектировщика.docx
+++ b/Аналитика/Замечания к ИД АБК для проектировщика.docx
@@ -1116,7 +1116,7 @@
                 <w:i w:val="0"/>
                 <w:sz w:val="18"/>
               </w:rPr>
-              <w:t>Акт о смонтированном оборудовании СКУД: TM — 6 шт. (по плану).</w:t>
+              <w:t>Акт о смонтированном оборудовании СКУД: TM — 6 шт. (по плану); доводчики не включены.</w:t>
             </w:r>
           </w:p>
         </w:tc>

--- a/Аналитика/Замечания к ИД АБК для проектировщика.docx
+++ b/Аналитика/Замечания к ИД АБК для проектировщика.docx
@@ -2191,6 +2191,113 @@
           </w:p>
         </w:tc>
       </w:tr>
+      <w:tr>
+        <w:tc>
+          <w:tcPr>
+            <w:tcW w:type="dxa" w:w="510"/>
+          </w:tcPr>
+          <w:p>
+            <w:pPr>
+              <w:spacing w:after="0"/>
+              <w:jc w:val="center"/>
+            </w:pPr>
+            <w:r/>
+            <w:r>
+              <w:rPr>
+                <w:rFonts w:ascii="Times New Roman" w:hAnsi="Times New Roman" w:eastAsia="Times New Roman"/>
+                <w:b w:val="0"/>
+                <w:i w:val="0"/>
+                <w:sz w:val="18"/>
+              </w:rPr>
+              <w:t>20</w:t>
+            </w:r>
+          </w:p>
+        </w:tc>
+        <w:tc>
+          <w:tcPr>
+            <w:tcW w:type="dxa" w:w="2551"/>
+          </w:tcPr>
+          <w:p>
+            <w:pPr>
+              <w:spacing w:after="0"/>
+              <w:jc w:val="left"/>
+            </w:pPr>
+            <w:r/>
+            <w:r>
+              <w:rPr>
+                <w:rFonts w:ascii="Times New Roman" w:hAnsi="Times New Roman" w:eastAsia="Times New Roman"/>
+                <w:b w:val="0"/>
+                <w:i w:val="0"/>
+                <w:sz w:val="18"/>
+              </w:rPr>
+              <w:t>СПС, СОТ, СОТС: спецификации .СО — изготовители</w:t>
+            </w:r>
+          </w:p>
+        </w:tc>
+        <w:tc>
+          <w:tcPr>
+            <w:tcW w:type="dxa" w:w="4422"/>
+          </w:tcPr>
+          <w:p>
+            <w:pPr>
+              <w:spacing w:after="0"/>
+              <w:jc w:val="left"/>
+            </w:pPr>
+            <w:r/>
+            <w:r>
+              <w:rPr>
+                <w:rFonts w:ascii="Times New Roman" w:hAnsi="Times New Roman" w:eastAsia="Times New Roman"/>
+                <w:b w:val="0"/>
+                <w:i w:val="0"/>
+                <w:sz w:val="18"/>
+              </w:rPr>
+              <w:t>Не указан изготовитель: ОПР-С106.1 (оповещатель речевой, СПС), Маяк-24-К (оповещатель комбинированный, СОТС); блок розеток в шкафу XR2 (СОТ) — нет ни модели, ни изготовителя.</w:t>
+            </w:r>
+          </w:p>
+        </w:tc>
+        <w:tc>
+          <w:tcPr>
+            <w:tcW w:type="dxa" w:w="3969"/>
+          </w:tcPr>
+          <w:p>
+            <w:pPr>
+              <w:spacing w:after="0"/>
+              <w:jc w:val="left"/>
+            </w:pPr>
+            <w:r/>
+            <w:r>
+              <w:rPr>
+                <w:rFonts w:ascii="Times New Roman" w:hAnsi="Times New Roman" w:eastAsia="Times New Roman"/>
+                <w:b w:val="0"/>
+                <w:i w:val="0"/>
+                <w:sz w:val="18"/>
+              </w:rPr>
+              <w:t>В спецификациях и экспликации шкафа указать тип (модель) и изготовителя по паспортам.</w:t>
+            </w:r>
+          </w:p>
+        </w:tc>
+        <w:tc>
+          <w:tcPr>
+            <w:tcW w:type="dxa" w:w="4025"/>
+          </w:tcPr>
+          <w:p>
+            <w:pPr>
+              <w:spacing w:after="0"/>
+              <w:jc w:val="left"/>
+            </w:pPr>
+            <w:r/>
+            <w:r>
+              <w:rPr>
+                <w:rFonts w:ascii="Times New Roman" w:hAnsi="Times New Roman" w:eastAsia="Times New Roman"/>
+                <w:b w:val="0"/>
+                <w:i w:val="0"/>
+                <w:sz w:val="18"/>
+              </w:rPr>
+              <w:t>В актах о смонтированном оборудовании у этих позиций изготовитель — «—»; будет внесён после исправления ИД.</w:t>
+            </w:r>
+          </w:p>
+        </w:tc>
+      </w:tr>
     </w:tbl>
     <w:sectPr>
       <w:pgSz w:w="16838" w:h="11906" w:orient="landscape"/>

--- a/Аналитика/Замечания к ИД АБК для проектировщика.docx
+++ b/Аналитика/Замечания к ИД АБК для проектировщика.docx
@@ -2298,6 +2298,113 @@
           </w:p>
         </w:tc>
       </w:tr>
+      <w:tr>
+        <w:tc>
+          <w:tcPr>
+            <w:tcW w:type="dxa" w:w="510"/>
+          </w:tcPr>
+          <w:p>
+            <w:pPr>
+              <w:spacing w:after="0"/>
+              <w:jc w:val="center"/>
+            </w:pPr>
+            <w:r/>
+            <w:r>
+              <w:rPr>
+                <w:rFonts w:ascii="Times New Roman" w:hAnsi="Times New Roman" w:eastAsia="Times New Roman"/>
+                <w:b w:val="0"/>
+                <w:i w:val="0"/>
+                <w:sz w:val="18"/>
+              </w:rPr>
+              <w:t>21</w:t>
+            </w:r>
+          </w:p>
+        </w:tc>
+        <w:tc>
+          <w:tcPr>
+            <w:tcW w:type="dxa" w:w="2551"/>
+          </w:tcPr>
+          <w:p>
+            <w:pPr>
+              <w:spacing w:after="0"/>
+              <w:jc w:val="left"/>
+            </w:pPr>
+            <w:r/>
+            <w:r>
+              <w:rPr>
+                <w:rFonts w:ascii="Times New Roman" w:hAnsi="Times New Roman" w:eastAsia="Times New Roman"/>
+                <w:b w:val="0"/>
+                <w:i w:val="0"/>
+                <w:sz w:val="18"/>
+              </w:rPr>
+              <w:t>СКС: спецификация .СО и схема — телефоны</w:t>
+            </w:r>
+          </w:p>
+        </w:tc>
+        <w:tc>
+          <w:tcPr>
+            <w:tcW w:type="dxa" w:w="4422"/>
+          </w:tcPr>
+          <w:p>
+            <w:pPr>
+              <w:spacing w:after="0"/>
+              <w:jc w:val="left"/>
+            </w:pPr>
+            <w:r/>
+            <w:r>
+              <w:rPr>
+                <w:rFonts w:ascii="Times New Roman" w:hAnsi="Times New Roman" w:eastAsia="Times New Roman"/>
+                <w:b w:val="0"/>
+                <w:i w:val="0"/>
+                <w:sz w:val="18"/>
+              </w:rPr>
+              <w:t>В .СО СКС: IP-телефоны Fanvil X301P — 8, TeXet TX-241 — 3, радиотелефон Panasonic KX-TG6811RUB — 1; на схеме телефонов нет.</w:t>
+            </w:r>
+          </w:p>
+        </w:tc>
+        <w:tc>
+          <w:tcPr>
+            <w:tcW w:type="dxa" w:w="3969"/>
+          </w:tcPr>
+          <w:p>
+            <w:pPr>
+              <w:spacing w:after="0"/>
+              <w:jc w:val="left"/>
+            </w:pPr>
+            <w:r/>
+            <w:r>
+              <w:rPr>
+                <w:rFonts w:ascii="Times New Roman" w:hAnsi="Times New Roman" w:eastAsia="Times New Roman"/>
+                <w:b w:val="0"/>
+                <w:i w:val="0"/>
+                <w:sz w:val="18"/>
+              </w:rPr>
+              <w:t>Показать телефоны на схеме у розеток (или в УГО с количеством).</w:t>
+            </w:r>
+          </w:p>
+        </w:tc>
+        <w:tc>
+          <w:tcPr>
+            <w:tcW w:type="dxa" w:w="4025"/>
+          </w:tcPr>
+          <w:p>
+            <w:pPr>
+              <w:spacing w:after="0"/>
+              <w:jc w:val="left"/>
+            </w:pPr>
+            <w:r/>
+            <w:r>
+              <w:rPr>
+                <w:rFonts w:ascii="Times New Roman" w:hAnsi="Times New Roman" w:eastAsia="Times New Roman"/>
+                <w:b w:val="0"/>
+                <w:i w:val="0"/>
+                <w:sz w:val="18"/>
+              </w:rPr>
+              <w:t>Телефоны включены в ведомость акта о смонтированном оборудовании СКС по .СО (поз. 2–4).</w:t>
+            </w:r>
+          </w:p>
+        </w:tc>
+      </w:tr>
     </w:tbl>
     <w:sectPr>
       <w:pgSz w:w="16838" w:h="11906" w:orient="landscape"/>

--- a/Аналитика/Замечания к ИД АБК для проектировщика.docx
+++ b/Аналитика/Замечания к ИД АБК для проектировщика.docx
@@ -2144,7 +2144,7 @@
                 <w:i w:val="0"/>
                 <w:sz w:val="18"/>
               </w:rPr>
-              <w:t>Рядом с комплектами по системам лежат «Иполняк  цвсиг АБК.dwg», «цвсигСО АБК.dwg», «цвсиг кж абк кпп исп.dwg» — прежние сводные файлы. КЖ СПС в PDF назван «цвсиг кж абк кпп исп.pdf».</w:t>
+              <w:t>В комплекте лежали прежние сводные файлы («Иполняк  цвсиг АБК.dwg», «цвсигСО АБК.dwg», «цвсиг кж абк.dwg» от 27.10) — убраны из комплекта. КЖ СПС (PDF и dwg) назван «цвсиг кж абк кпп исп».</w:t>
             </w:r>
           </w:p>
         </w:tc>
@@ -2165,7 +2165,7 @@
                 <w:i w:val="0"/>
                 <w:sz w:val="18"/>
               </w:rPr>
-              <w:t>Убрать старые сводные файлы; КЖ СПС — «…кж абк…».</w:t>
+              <w:t>Не включать прежние сводные файлы в комплект; КЖ СПС переименовать в «…кж абк…» (без «кпп»).</w:t>
             </w:r>
           </w:p>
         </w:tc>
